--- a/워드/A6_교사용_운영가이드.docx
+++ b/워드/A6_교사용_운영가이드.docx
@@ -370,7 +370,7 @@
                 <w:rFonts w:ascii="맑은 고딕" w:hAnsi="맑은 고딕" w:eastAsia="맑은 고딕"/>
                 <w:sz w:val="20"/>
               </w:rPr>
-              <w:t>학생의 필기·유인물·교과서(사진이나 타이핑), 스텝 러너 링크</w:t>
+              <w:t>[A]로 할 때: 수업 정리 텍스트를 미리 공유  /  [B]로 할 때: 교과서와 쪽 범위</w:t>
             </w:r>
           </w:p>
         </w:tc>
@@ -432,7 +432,7 @@
                 <w:rFonts w:ascii="맑은 고딕" w:hAnsi="맑은 고딕" w:eastAsia="맑은 고딕"/>
                 <w:sz w:val="20"/>
               </w:rPr>
-              <w:t>‘자료에 없던 내용을 걸러냈는가’와 ‘내 것을 넣었는가’ 중심</w:t>
+              <w:t>‘교과서·자료와 대조해 걸러냈는가’와 ‘내 것을 넣었는가’ 중심</w:t>
             </w:r>
           </w:p>
         </w:tc>
@@ -514,7 +514,7 @@
                 <w:rFonts w:ascii="맑은 고딕" w:hAnsi="맑은 고딕" w:eastAsia="맑은 고딕"/>
                 <w:sz w:val="20"/>
               </w:rPr>
-              <w:t>S7의 조건 — ‘자료에 없으면 [수업에서 확인]으로 비워 둬’. 이것이 이 모듈의 장치입니다.</w:t>
+              <w:t>자료를 넣는 방법이 둘입니다. [A] 선생님이 준 자료를 붙여넣기 / [B] 교과서 쪽 범위만 알려주기.</w:t>
             </w:r>
           </w:p>
           <w:p>
@@ -526,7 +526,7 @@
                 <w:rFonts w:ascii="맑은 고딕" w:hAnsi="맑은 고딕" w:eastAsia="맑은 고딕"/>
                 <w:sz w:val="20"/>
               </w:rPr>
-              <w:t>S11에서 AI가 낸 문제를 학생이 직접 풀어 봅니다. 정리가 부실하면 여기서 바로 드러납니다.</w:t>
+              <w:t>[A]는 ‘자료 범위 지키기’를, [B]는 ‘AI가 채운 것을 교과서와 대조해 걸러내기’를 배웁니다.</w:t>
             </w:r>
           </w:p>
           <w:p>
@@ -538,7 +538,7 @@
                 <w:rFonts w:ascii="맑은 고딕" w:hAnsi="맑은 고딕" w:eastAsia="맑은 고딕"/>
                 <w:sz w:val="20"/>
               </w:rPr>
-              <w:t>S12에서 채우는 ‘선생님이 강조한 말’이 이 정리를 학생 자신의 것으로 만듭니다.</w:t>
+              <w:t>수업 전에 어느 쪽인지 정해 칠판에 적어 두세요. 섞으면 결과가 뒤죽박죽이 됩니다.</w:t>
             </w:r>
           </w:p>
           <w:p>
@@ -550,7 +550,19 @@
                 <w:rFonts w:ascii="맑은 고딕" w:hAnsi="맑은 고딕" w:eastAsia="맑은 고딕"/>
                 <w:sz w:val="20"/>
               </w:rPr>
-              <w:t>세 기본 모듈 중 가장 먼저 하기를 권합니다. 어떤 과목에서도 바로 쓸 수 있습니다.</w:t>
+              <w:t>[B]로 할 때는 S10에서 교과서를 반드시 펴게 하세요. 그 스텝이 수업의 절반입니다.</w:t>
+            </w:r>
+          </w:p>
+          <w:p>
+            <w:pPr>
+              <w:spacing w:after="20" w:line="312" w:lineRule="auto"/>
+            </w:pPr>
+            <w:r>
+              <w:rPr>
+                <w:rFonts w:ascii="맑은 고딕" w:hAnsi="맑은 고딕" w:eastAsia="맑은 고딕"/>
+                <w:sz w:val="20"/>
+              </w:rPr>
+              <w:t>S11에서 AI가 낸 문제를 학생이 직접 풉니다. 정리가 부실하면 여기서 바로 드러납니다.</w:t>
             </w:r>
           </w:p>
         </w:tc>
@@ -1359,7 +1371,7 @@
                 <w:rFonts w:ascii="맑은 고딕" w:hAnsi="맑은 고딕" w:eastAsia="맑은 고딕"/>
                 <w:sz w:val="19"/>
               </w:rPr>
-              <w:t>글씨만 옮겨 적은 정리와 잘 만든 정리를 나란히 보여 준다</w:t>
+              <w:t>오늘은 A인지 B인지 칠판에 적고 시작한다</w:t>
             </w:r>
           </w:p>
         </w:tc>
@@ -1603,7 +1615,7 @@
                 <w:rFonts w:ascii="맑은 고딕" w:hAnsi="맑은 고딕" w:eastAsia="맑은 고딕"/>
                 <w:sz w:val="19"/>
               </w:rPr>
-              <w:t>조건 문장을 확인시킨 뒤 자료를 붙여넣게 한다</w:t>
+              <w:t>[A] 자료 배부 → 붙여넣기 / [B] 범위만 알려주고 (교과서 확인) 표시 요구</w:t>
             </w:r>
           </w:p>
         </w:tc>
@@ -1725,7 +1737,7 @@
                 <w:rFonts w:ascii="맑은 고딕" w:hAnsi="맑은 고딕" w:eastAsia="맑은 고딕"/>
                 <w:sz w:val="19"/>
               </w:rPr>
-              <w:t>교과서와 세 문장 직접 대조 → AI 없이 내 것 넣기</w:t>
+              <w:t>교과서를 펴고 표시를 하나씩 대조 → AI 없이 내 것 넣기</w:t>
             </w:r>
           </w:p>
         </w:tc>
@@ -2777,7 +2789,7 @@
                 <w:rFonts w:ascii="맑은 고딕" w:hAnsi="맑은 고딕" w:eastAsia="맑은 고딕"/>
                 <w:sz w:val="18"/>
               </w:rPr>
-              <w:t>조건을 넣은 결과와 뺀 결과의 차이가 가장 극적으로 보이는 스텝. 꼭 비교해서 보여 줄 것.</w:t>
+              <w:t>A는 '자료 범위 지키기', B는 'AI가 채운 것을 걸러내기'가 목적이다. 반 사정에 맞게 하나를 골라 통일해서 진행할 것.</w:t>
             </w:r>
           </w:p>
         </w:tc>
@@ -2807,7 +2819,7 @@
                 <w:rFonts w:ascii="맑은 고딕" w:hAnsi="맑은 고딕" w:eastAsia="맑은 고딕"/>
                 <w:sz w:val="18"/>
               </w:rPr>
-              <w:t>조건을 지우고 자료만 붙여넣는다. 교과서에 없는 내용이 섞인 정리가 나온다.</w:t>
+              <w:t>두 방법을 섞어 보내 결과가 뒤죽박죽이 된다.</w:t>
             </w:r>
           </w:p>
         </w:tc>
@@ -2837,7 +2849,7 @@
                 <w:rFonts w:ascii="맑은 고딕" w:hAnsi="맑은 고딕" w:eastAsia="맑은 고딕"/>
                 <w:sz w:val="18"/>
               </w:rPr>
-              <w:t>‘이 내용, 우리 교과서에 있었어?’ 한 문장이면 학생이 알아챈다.</w:t>
+              <w:t>칠판에 오늘은 A인지 B인지 적어 두고 시작한다. 자료 준비가 되면 A, 아니면 B.</w:t>
             </w:r>
           </w:p>
         </w:tc>
@@ -3179,7 +3191,7 @@
                 <w:rFonts w:ascii="맑은 고딕" w:hAnsi="맑은 고딕" w:eastAsia="맑은 고딕"/>
                 <w:sz w:val="18"/>
               </w:rPr>
-              <w:t>시험 범위 밖 내용이 섞이는 것이 학생에게 실질적 피해라는 점을 짚으면 동기가 확실해진다.</w:t>
+              <w:t>방법 B에서는 이 스텝이 수업의 절반이다. 교과서를 실제로 펴게 하는 것이 핵심.</w:t>
             </w:r>
           </w:p>
         </w:tc>
@@ -3209,7 +3221,7 @@
                 <w:rFonts w:ascii="맑은 고딕" w:hAnsi="맑은 고딕" w:eastAsia="맑은 고딕"/>
                 <w:sz w:val="18"/>
               </w:rPr>
-              <w:t>AI가 만든 표만 믿고 넘어간다.</w:t>
+              <w:t>AI가 만든 표만 보고 교과서를 펴지 않는다.</w:t>
             </w:r>
           </w:p>
         </w:tc>
@@ -3239,7 +3251,7 @@
                 <w:rFonts w:ascii="맑은 고딕" w:hAnsi="맑은 고딕" w:eastAsia="맑은 고딕"/>
                 <w:sz w:val="18"/>
               </w:rPr>
-              <w:t>교과서 몇 쪽과 정리를 나란히 놓고 세 문장만 직접 대조시킨다.</w:t>
+              <w:t>교과서 몇 쪽을 펴게 하고 세 문장을 손가락으로 짚으며 대조시킨다.</w:t>
             </w:r>
           </w:p>
         </w:tc>
@@ -3915,7 +3927,7 @@
                 <w:rFonts w:ascii="맑은 고딕" w:hAnsi="맑은 고딕" w:eastAsia="맑은 고딕"/>
                 <w:sz w:val="19"/>
               </w:rPr>
-              <w:t>필기가 없는 학생</w:t>
+              <w:t>[A] 자료를 어떻게 주나요</w:t>
             </w:r>
           </w:p>
         </w:tc>
@@ -3945,7 +3957,7 @@
                 <w:rFonts w:ascii="맑은 고딕" w:hAnsi="맑은 고딕" w:eastAsia="맑은 고딕"/>
                 <w:sz w:val="19"/>
               </w:rPr>
-              <w:t>교과서 해당 쪽을 사진 찍어 타이핑하거나, 교사가 유인물 텍스트를 공유해 준다. 자료가 적을수록 [수업에서 확인]이 많아져 오히려 학습 효과가 있다.</w:t>
+              <w:t>수업 정리 텍스트를 클래스룸이나 구글 문서로 미리 공유해 두면 학생이 복사해 붙여넣습니다. 유인물을 그대로 타이핑할 필요는 없고, 핵심 부분만 텍스트로 주면 충분합니다.</w:t>
             </w:r>
           </w:p>
         </w:tc>
@@ -3977,7 +3989,7 @@
                 <w:rFonts w:ascii="맑은 고딕" w:hAnsi="맑은 고딕" w:eastAsia="맑은 고딕"/>
                 <w:sz w:val="19"/>
               </w:rPr>
-              <w:t>자료를 타이핑하기 힘들어한다</w:t>
+              <w:t>[B] 교과서가 없는 학생</w:t>
             </w:r>
           </w:p>
         </w:tc>
@@ -4007,7 +4019,69 @@
                 <w:rFonts w:ascii="맑은 고딕" w:hAnsi="맑은 고딕" w:eastAsia="맑은 고딕"/>
                 <w:sz w:val="19"/>
               </w:rPr>
-              <w:t>핸드폰 카메라의 텍스트 인식이나 학교 계정 AI의 이미지 첨부를 쓰게 한다. 시간이 부족하면 핵심 부분만 옮겨도 된다.</w:t>
+              <w:t>짝과 한 권을 같이 보게 합니다. 대조는 두 명이 함께 해도 학습 효과가 같습니다.</w:t>
+            </w:r>
+          </w:p>
+        </w:tc>
+      </w:tr>
+      <w:tr>
+        <w:tc>
+          <w:tcPr>
+            <w:tcW w:type="dxa" w:w="2381"/>
+            <w:tcBorders>
+              <w:top w:val="single" w:sz="6" w:space="0" w:color="C8D2E0"/>
+              <w:left w:val="single" w:sz="6" w:space="0" w:color="C8D2E0"/>
+              <w:bottom w:val="single" w:sz="6" w:space="0" w:color="C8D2E0"/>
+              <w:right w:val="single" w:sz="6" w:space="0" w:color="C8D2E0"/>
+            </w:tcBorders>
+            <w:tcMar>
+              <w:top w:w="100" w:type="dxa"/>
+              <w:left w:w="100" w:type="dxa"/>
+              <w:bottom w:w="100" w:type="dxa"/>
+              <w:right w:w="100" w:type="dxa"/>
+            </w:tcMar>
+          </w:tcPr>
+          <w:p>
+            <w:pPr>
+              <w:spacing w:after="0" w:line="288" w:lineRule="auto"/>
+            </w:pPr>
+            <w:r/>
+            <w:r>
+              <w:rPr>
+                <w:rFonts w:ascii="맑은 고딕" w:hAnsi="맑은 고딕" w:eastAsia="맑은 고딕"/>
+                <w:sz w:val="19"/>
+              </w:rPr>
+              <w:t>[B] AI가 우리 교과서와 많이 다르다</w:t>
+            </w:r>
+          </w:p>
+        </w:tc>
+        <w:tc>
+          <w:tcPr>
+            <w:tcW w:type="dxa" w:w="7257"/>
+            <w:tcBorders>
+              <w:top w:val="single" w:sz="6" w:space="0" w:color="C8D2E0"/>
+              <w:left w:val="single" w:sz="6" w:space="0" w:color="C8D2E0"/>
+              <w:bottom w:val="single" w:sz="6" w:space="0" w:color="C8D2E0"/>
+              <w:right w:val="single" w:sz="6" w:space="0" w:color="C8D2E0"/>
+            </w:tcBorders>
+            <w:tcMar>
+              <w:top w:w="100" w:type="dxa"/>
+              <w:left w:w="100" w:type="dxa"/>
+              <w:bottom w:w="100" w:type="dxa"/>
+              <w:right w:w="100" w:type="dxa"/>
+            </w:tcMar>
+          </w:tcPr>
+          <w:p>
+            <w:pPr>
+              <w:spacing w:after="0" w:line="288" w:lineRule="auto"/>
+            </w:pPr>
+            <w:r/>
+            <w:r>
+              <w:rPr>
+                <w:rFonts w:ascii="맑은 고딕" w:hAnsi="맑은 고딕" w:eastAsia="맑은 고딕"/>
+                <w:sz w:val="19"/>
+              </w:rPr>
+              <w:t>그게 이 방법의 목적입니다. 다른 부분을 찾아내는 것이 오늘의 성과라고 말해 주세요.</w:t>
             </w:r>
           </w:p>
         </w:tc>
@@ -4069,7 +4143,7 @@
                 <w:rFonts w:ascii="맑은 고딕" w:hAnsi="맑은 고딕" w:eastAsia="맑은 고딕"/>
                 <w:sz w:val="19"/>
               </w:rPr>
-              <w:t>시험은 교과서와 수업에서 나온다는 점을 짚는다. S10에서 범위 밖 내용을 직접 찾아보면 대부분 납득한다.</w:t>
+              <w:t>시험은 교과서와 수업에서 나온다는 점을 짚습니다. S10에서 범위 밖 내용을 직접 찾아보면 대부분 납득합니다.</w:t>
             </w:r>
           </w:p>
         </w:tc>
@@ -4131,7 +4205,7 @@
                 <w:rFonts w:ascii="맑은 고딕" w:hAnsi="맑은 고딕" w:eastAsia="맑은 고딕"/>
                 <w:sz w:val="19"/>
               </w:rPr>
-              <w:t>좋은 신호다. 더 어려운 문제를 요청하게 하거나, 친구에게 낼 문제를 만들게 한다.</w:t>
+              <w:t>좋은 신호입니다. 더 어려운 문제를 요청하게 하거나, 친구에게 낼 문제를 만들게 하세요.</w:t>
             </w:r>
           </w:p>
         </w:tc>
@@ -5010,7 +5084,7 @@
                 <w:rFonts w:ascii="맑은 고딕" w:hAnsi="맑은 고딕" w:eastAsia="맑은 고딕"/>
                 <w:sz w:val="18"/>
               </w:rPr>
-              <w:t>자료에 없는 내용을 걸러내고 확인 표시로 처리했는가</w:t>
+              <w:t>자료·교과서에 없는 내용을 찾아 걸러냈는가. 교과서를 실제로 대조했는가</w:t>
             </w:r>
           </w:p>
         </w:tc>
@@ -5751,7 +5825,7 @@
                 <w:rFonts w:ascii="맑은 고딕" w:hAnsi="맑은 고딕" w:eastAsia="맑은 고딕"/>
                 <w:sz w:val="17"/>
               </w:rPr>
-              <w:t>범위 밖 내용을 찾아 처리 (20)</w:t>
+              <w:t>교과서를 펴서 대조하고 범위 밖 내용을 처리 (20)</w:t>
             </w:r>
           </w:p>
         </w:tc>
@@ -5781,7 +5855,7 @@
                 <w:rFonts w:ascii="맑은 고딕" w:hAnsi="맑은 고딕" w:eastAsia="맑은 고딕"/>
                 <w:sz w:val="17"/>
               </w:rPr>
-              <w:t>일부만 처리 (14)</w:t>
+              <w:t>AI가 준 표만 보고 일부 처리 (14)</w:t>
             </w:r>
           </w:p>
         </w:tc>
@@ -5811,7 +5885,7 @@
                 <w:rFonts w:ascii="맑은 고딕" w:hAnsi="맑은 고딕" w:eastAsia="맑은 고딕"/>
                 <w:sz w:val="17"/>
               </w:rPr>
-              <w:t>그대로 사용 (8)</w:t>
+              <w:t>대조하지 않음 (8)</w:t>
             </w:r>
           </w:p>
         </w:tc>
